--- a/4. Project Planning Phase/Project Planning Template.docx
+++ b/4. Project Planning Phase/Project Planning Template.docx
@@ -164,6 +164,17 @@
             </w:pPr>
             <w:r>
               <w:rPr>
+                <w:rFonts w:ascii="Montserrat" w:cs="Montserrat" w:eastAsia="Montserrat" w:hAnsi="Montserrat"/>
+                <w:color w:val="4b5563"/>
+                <w:sz w:val="21"/>
+                <w:szCs w:val="21"/>
+                <w:highlight w:val="white"/>
+                <w:rtl w:val="0"/>
+              </w:rPr>
+              <w:t xml:space="preserve">SWTID-2026-2227</w:t>
+            </w:r>
+            <w:r>
+              <w:rPr>
                 <w:rtl w:val="0"/>
               </w:rPr>
             </w:r>
@@ -205,7 +216,7 @@
                 <w:rFonts w:ascii="Arial" w:cs="Arial" w:eastAsia="Arial" w:hAnsi="Arial"/>
                 <w:rtl w:val="0"/>
               </w:rPr>
-              <w:t xml:space="preserve">ServiceNow Incident Management Enhancement</w:t>
+              <w:t xml:space="preserve">Automating Employee Data</w:t>
             </w:r>
           </w:p>
         </w:tc>
